--- a/smart_programmable_power_supply/README.docx
+++ b/smart_programmable_power_supply/README.docx
@@ -314,6 +314,93 @@
         <w:t>The module adopts a two-stage cascaded conversion architecture with isolated primary control and intelligent secondary digital regulation:</w:t>
       </w:r>
     </w:p>
+    <w:p>
+      <w:pPr>
+        <w:spacing w:after="80"/>
+      </w:pPr>
+      <w:r>
+        <w:rPr>
+          <w:i/>
+          <w:color w:val="145AA0"/>
+          <w:sz w:val="21"/>
+        </w:rPr>
+      </w:r>
+      <w:r>
+        <w:rPr>
+          <w:color w:val="282C34"/>
+          <w:sz w:val="21"/>
+        </w:rPr>
+        <w:t>\text{Mains Supply } (85\text{--}265\,\text{V AC}) \longrightarrow \text{Rectifier } (+120\text{--}375\,\text{V DC}) \longrightarrow \text{Converter DC-DC (Flyback } +24\,\text{V}) \longrightarrow \text{Final Stage (Buck-Boost } 5\text{--}20\,\text{V}) \longrightarrow \text{Device (DUT)}</w:t>
+      </w:r>
+      <w:r>
+        <w:rPr>
+          <w:i/>
+          <w:color w:val="145AA0"/>
+          <w:sz w:val="21"/>
+        </w:rPr>
+      </w:r>
+    </w:p>
+    <w:p>
+      <w:pPr>
+        <w:spacing w:before="160" w:after="80"/>
+      </w:pPr>
+      <w:r>
+        <w:rPr>
+          <w:b/>
+          <w:color w:val="4682B4"/>
+          <w:sz w:val="24"/>
+        </w:rPr>
+        <w:t>Figure 1: Simplified 4-Stage Power Conversion Block Diagram</w:t>
+      </w:r>
+    </w:p>
+    <w:p>
+      <w:pPr>
+        <w:spacing w:after="80"/>
+      </w:pPr>
+      <w:r>
+        <w:rPr>
+          <w:color w:val="282C34"/>
+          <w:sz w:val="21"/>
+        </w:rPr>
+        <w:t>The primary block diagram for mentor reviews and cross-mentor technical defense:</w:t>
+      </w:r>
+    </w:p>
+    <w:p>
+      <w:pPr>
+        <w:spacing w:after="80"/>
+      </w:pPr>
+      <w:r>
+        <w:rPr>
+          <w:color w:val="282C34"/>
+          <w:sz w:val="21"/>
+        </w:rPr>
+        <w:t>&lt;p align="center"&gt;</w:t>
+      </w:r>
+    </w:p>
+    <w:p>
+      <w:pPr>
+        <w:spacing w:after="80"/>
+      </w:pPr>
+      <w:r>
+        <w:rPr>
+          <w:color w:val="282C34"/>
+          <w:sz w:val="21"/>
+        </w:rPr>
+        <w:t>&lt;img src="diagram_simple_power_flow.png" alt="Figure 1: Simplified Power Flow Block Diagram" width="100%"/&gt;</w:t>
+      </w:r>
+    </w:p>
+    <w:p>
+      <w:pPr>
+        <w:spacing w:after="80"/>
+      </w:pPr>
+      <w:r>
+        <w:rPr>
+          <w:color w:val="282C34"/>
+          <w:sz w:val="21"/>
+        </w:rPr>
+        <w:t>&lt;/p&gt;</w:t>
+      </w:r>
+    </w:p>
     <w:tbl>
       <w:tblPr>
         <w:tblW w:type="auto" w:w="0"/>
@@ -351,113 +438,393 @@
                 <w:color w:val="2D3748"/>
                 <w:sz w:val="18"/>
               </w:rPr>
-              <w:t xml:space="preserve">  85-265V AC</w:t>
+              <w:t>flowchart LR</w:t>
               <w:br/>
-              <w:t xml:space="preserve">  Mains In</w:t>
+              <w:t xml:space="preserve">    %% Domain Styles</w:t>
               <w:br/>
-              <w:t xml:space="preserve">     │</w:t>
+              <w:t xml:space="preserve">    classDef acStyle fill:#ECEFF1,stroke:#37474F,stroke-width:2px,color:#263238</w:t>
               <w:br/>
-              <w:t xml:space="preserve">     ├───[ Fuse 2A ]───[ NTC Inrush ]───[ EMI Filter (X2, CMC) ]───[ Bridge Rectifier ]</w:t>
+              <w:t xml:space="preserve">    classDef rectStyle fill:#FFF3E0,stroke:#E65100,stroke-width:2px,color:#BF360C</w:t>
               <w:br/>
-              <w:t xml:space="preserve">     │                                                                      │</w:t>
+              <w:t xml:space="preserve">    classDef isoStyle fill:#C8E6C9,stroke:#2E7D32,stroke-width:2px,color:#1B5E20</w:t>
               <w:br/>
-              <w:t xml:space="preserve">     │                                                                   +V_RECT (120V - 375V DC)</w:t>
+              <w:t xml:space="preserve">    classDef bbStyle fill:#B2EBF2,stroke:#00838F,stroke-width:2px,color:#004D40</w:t>
               <w:br/>
-              <w:t xml:space="preserve">     │                                                                      │</w:t>
+              <w:t xml:space="preserve">    classDef dutStyle fill:#E1BEE7,stroke:#6A1B9A,stroke-width:2px,color:#4A148C</w:t>
               <w:br/>
-              <w:t xml:space="preserve">     │   ┌──────────────────────────────────────────────────────────────────┴──────────────────┐</w:t>
               <w:br/>
-              <w:t xml:space="preserve">     │   │                               STAGE 1: AC-DC FLYBACK CONVERTER                     │</w:t>
+              <w:t xml:space="preserve">    subgraph HOT_DOMAIN ["PRIMARY HOT DOMAIN (High Voltage)"]</w:t>
               <w:br/>
-              <w:t xml:space="preserve">     │   │                                                                                     │</w:t>
+              <w:t xml:space="preserve">        S1["1. MAINS SUPPLY&lt;br/&gt;• 85V - 265V AC RMS&lt;br/&gt;• 2A Fuse, 10Ω NTC, MOV&lt;br/&gt;• 2-Stage EMI Filter"]:::acStyle</w:t>
               <w:br/>
-              <w:t xml:space="preserve">     │   │  ┌──────────────┐     PQ26/20 Transformer     ┌──────────────────┐                  │</w:t>
+              <w:t xml:space="preserve">        S2["2. RECTIFIER &amp; BULK&lt;br/&gt;• GBU606 Bridge (600V, 6A)&lt;br/&gt;• 100µF / 450V Bulk Cap&lt;br/&gt;• +120V to +375V DC Bus"]:::rectStyle</w:t>
               <w:br/>
-              <w:t xml:space="preserve">     │   │  │ QR Flyback   ├─────[ Np ]       [ Ns ]─────┤ Synchronous      ├── +24V Intermediate</w:t>
+              <w:t xml:space="preserve">        S1 --&gt;|"Filtered AC"| S2</w:t>
               <w:br/>
-              <w:t xml:space="preserve">     │   │  │ Controller   │         ││       ││         │ Rectifier        │    Bus (72W)</w:t>
+              <w:t xml:space="preserve">    end</w:t>
               <w:br/>
-              <w:t xml:space="preserve">     │   │  │ (UCC28740)   │     [ Aux ]      ││         │ (MP6908 + MOSFET)│         │</w:t>
               <w:br/>
-              <w:t xml:space="preserve">     │   │  └──────┬───────┘         ││       ││         └────────┬─────────┘         │</w:t>
+              <w:t xml:space="preserve">    subgraph COLD_DOMAIN ["SECONDARY COLD DOMAIN (Touch-Safe SELV)"]</w:t>
               <w:br/>
-              <w:t xml:space="preserve">     │   │         │                  │       │                   │                   │</w:t>
+              <w:t xml:space="preserve">        S3["3. CONVERTER DC-DC&lt;br/&gt;• QR Flyback (TI UCC28740)&lt;br/&gt;• PQ26/20 Core (Lp = 220µH)&lt;br/&gt;• ⚡ 3000V RMS Safety Isolation&lt;br/&gt;• Sync Rectifier (BSC052N06NS)&lt;br/&gt;• +24.0V DC Intermediate Rail (72W)"]:::isoStyle</w:t>
               <w:br/>
-              <w:t xml:space="preserve">     │   │    Primary FET             │       │              TL431 + PC817            │</w:t>
+              <w:t xml:space="preserve">        S4["4. FINAL STAGE&lt;br/&gt;• 4-Switch Buck-Boost (TI LM5176)&lt;br/&gt;• 4x 40V Low-Rds MOSFETs&lt;br/&gt;• Analog DAC Steering (10mV)&lt;br/&gt;• Fast &lt; 5µs CC Hardware Clamp&lt;br/&gt;• 5.0V - 20.0V DC / 3.0A (60W)"]:::bbStyle</w:t>
               <w:br/>
-              <w:t xml:space="preserve">     │   │    (Superjunction)         │       │              Opto Feedback            │</w:t>
+              <w:t xml:space="preserve">        S3 --&gt;|"+24.0V DC Rail"| S4</w:t>
               <w:br/>
-              <w:t xml:space="preserve">     │   └────────────────────────────┼───────┼───────────────────┬───────────────────┘</w:t>
+              <w:t xml:space="preserve">    end</w:t>
               <w:br/>
-              <w:t xml:space="preserve">     │                                │       │                   │</w:t>
               <w:br/>
-              <w:t xml:space="preserve">     │     ===========================│=======│===================│========================</w:t>
+              <w:t xml:space="preserve">    subgraph LOAD_DOMAIN ["APPLICATION"]</w:t>
               <w:br/>
-              <w:t xml:space="preserve">     │     REINFORCED SAFETY ISOLATION│BARRIER│ (&gt;= 6.4mm Creepage│ / 3000V RMS Hipot)</w:t>
+              <w:t xml:space="preserve">        S5["5. TARGET DEVICE (DUT)&lt;br/&gt;• 4mm Gold Binding Posts&lt;br/&gt;• Clean DC: Ripple &lt; 25mV pk-pk&lt;br/&gt;• Overload Protected"]:::dutStyle</w:t>
               <w:br/>
-              <w:t xml:space="preserve">     │     ===========================│=======│===================│========================</w:t>
+              <w:t xml:space="preserve">    end</w:t>
               <w:br/>
-              <w:t xml:space="preserve">     │                                │       │                   │</w:t>
               <w:br/>
-              <w:t xml:space="preserve">     │                                │       │                   │</w:t>
+              <w:t xml:space="preserve">    S2 ==&gt;|"⚡ 3000V Isolation Barrier"| S3</w:t>
               <w:br/>
-              <w:t xml:space="preserve">     │   ┌────────────────────────────┴───────┴───────────────────┴───────────────────┐</w:t>
-              <w:br/>
-              <w:t xml:space="preserve">     │   │                      STAGE 2: SYNCHRONOUS BUCK-BOOST POST-REGULATOR        │</w:t>
-              <w:br/>
-              <w:t xml:space="preserve">     │   │                                                                            │</w:t>
-              <w:br/>
-              <w:t xml:space="preserve">     │   │  +24V In ────[ 4-Switch Sync Buck-Boost H-Bridge ]────┬────&gt; +V_OUT (5V-20V @ 3A)</w:t>
-              <w:br/>
-              <w:t xml:space="preserve">     │   │              (Buck-Boost Inductor + 4x MOSFETs)       │      Programmable DC</w:t>
-              <w:br/>
-              <w:t xml:space="preserve">     │   │                                │                      │</w:t>
-              <w:br/>
-              <w:t xml:space="preserve">     │   │                      High-Resolution PWM /            │</w:t>
-              <w:br/>
-              <w:t xml:space="preserve">     │   │                      DAC Feedback Injection           │</w:t>
-              <w:br/>
-              <w:t xml:space="preserve">     │   └────────────────────────────────┼──────────────────────┼────────────────────┘</w:t>
-              <w:br/>
-              <w:t xml:space="preserve">     │                                    │                      │</w:t>
-              <w:br/>
-              <w:t xml:space="preserve">     │   ┌────────────────────────────────┴──────────────────────┴────────────────────┐</w:t>
-              <w:br/>
-              <w:t xml:space="preserve">     │   │                   STAGE 3: MCU CONTROL, SENSING &amp; TELEMETRY                │</w:t>
-              <w:br/>
-              <w:t xml:space="preserve">     │   │                                                                            │</w:t>
-              <w:br/>
-              <w:t xml:space="preserve">     │   │  ┌──────────────────┐   ┌──────────────────┐   ┌─────────────────────────┐ │</w:t>
-              <w:br/>
-              <w:t xml:space="preserve">     │   │  │ AC Power Metering│   │ DC Power Metering│   │ STM32G4 / ESP32-S3 MCU  │ │</w:t>
-              <w:br/>
-              <w:t xml:space="preserve">     │   │  │ (ADE7953 /       │   │ (INA226 I2C      │   │ - 32-bit Cortex Core    │ │</w:t>
-              <w:br/>
-              <w:t xml:space="preserve">     │   │  │  AMC1311 Isolated│   │  0.1% Shunt)     │   │ - Real-time η = Pdc/Pac │ │</w:t>
-              <w:br/>
-              <w:t xml:space="preserve">     │   │  │  RMS V, I, P_ac) │   │  True V, I, P_dc │   │ - CV / CC State Machine │ │</w:t>
-              <w:br/>
-              <w:t xml:space="preserve">     │   │  └────────┬─────────┘   └────────┬─────────┘   └────────────┬────────────┘ │</w:t>
-              <w:br/>
-              <w:t xml:space="preserve">     │   │           │                      │                          │              │</w:t>
-              <w:br/>
-              <w:t xml:space="preserve">     │   │           └──────────────────────┴─────────────┬────────────┘              │</w:t>
-              <w:br/>
-              <w:t xml:space="preserve">     │   │                                                │                           │</w:t>
-              <w:br/>
-              <w:t xml:space="preserve">     │   │  ┌────────────────────┐   ┌────────────────────┴───┐   ┌─────────────────┐ │</w:t>
-              <w:br/>
-              <w:t xml:space="preserve">     │   │  │ MicroSD Logger     │   │ 1.3" OLED Display      │   │ USB-C / SCPI    │ │</w:t>
-              <w:br/>
-              <w:t xml:space="preserve">     │   │  │ (FAT32 CSV Log)    │   │ (V, I, P, η, Temp)     │   │ Telemetry &amp; CLI │ │</w:t>
-              <w:br/>
-              <w:t xml:space="preserve">     │   └──┴────────────────────┴───┴────────────────────────┴───┴─────────────────┴─┘</w:t>
+              <w:t xml:space="preserve">    S4 --&gt;|"Regulated Output"| S5</w:t>
             </w:r>
           </w:p>
         </w:tc>
       </w:tr>
     </w:tbl>
     <w:p/>
+    <w:p>
+      <w:pPr>
+        <w:spacing w:before="80" w:after="80"/>
+        <w:pBdr>
+          <w:bottom w:val="single" w:sz="6" w:space="1" w:color="E2E8F0"/>
+        </w:pBdr>
+      </w:pPr>
+    </w:p>
+    <w:p>
+      <w:pPr>
+        <w:spacing w:before="160" w:after="80"/>
+      </w:pPr>
+      <w:r>
+        <w:rPr>
+          <w:b/>
+          <w:color w:val="4682B4"/>
+          <w:sz w:val="24"/>
+        </w:rPr>
+        <w:t>Figure 2: Master Embedded Hardware Architecture Block Diagram</w:t>
+      </w:r>
+    </w:p>
+    <w:p>
+      <w:pPr>
+        <w:spacing w:after="80"/>
+      </w:pPr>
+      <w:r>
+        <w:rPr>
+          <w:color w:val="282C34"/>
+          <w:sz w:val="21"/>
+        </w:rPr>
+        <w:t>The complete embedded hardware schematic-level architecture showing gate drivers, auxiliary supplies, analog feedback loops, and dual-domain power sensing:</w:t>
+      </w:r>
+    </w:p>
+    <w:p>
+      <w:pPr>
+        <w:spacing w:after="80"/>
+      </w:pPr>
+      <w:r>
+        <w:rPr>
+          <w:color w:val="282C34"/>
+          <w:sz w:val="21"/>
+        </w:rPr>
+        <w:t>&lt;p align="center"&gt;</w:t>
+      </w:r>
+    </w:p>
+    <w:p>
+      <w:pPr>
+        <w:spacing w:after="80"/>
+      </w:pPr>
+      <w:r>
+        <w:rPr>
+          <w:color w:val="282C34"/>
+          <w:sz w:val="21"/>
+        </w:rPr>
+        <w:t>&lt;img src="smart_programmable_power_supply_system_block_diagram.png" alt="Figure 2: Master Embedded Hardware Architecture Block Diagram" width="100%"/&gt;</w:t>
+      </w:r>
+    </w:p>
+    <w:p>
+      <w:pPr>
+        <w:spacing w:after="80"/>
+      </w:pPr>
+      <w:r>
+        <w:rPr>
+          <w:color w:val="282C34"/>
+          <w:sz w:val="21"/>
+        </w:rPr>
+        <w:t>&lt;/p&gt;</w:t>
+      </w:r>
+    </w:p>
+    <w:p>
+      <w:pPr>
+        <w:spacing w:before="80" w:after="80"/>
+        <w:pBdr>
+          <w:bottom w:val="single" w:sz="6" w:space="1" w:color="E2E8F0"/>
+        </w:pBdr>
+      </w:pPr>
+    </w:p>
+    <w:p>
+      <w:pPr>
+        <w:spacing w:before="160" w:after="80"/>
+      </w:pPr>
+      <w:r>
+        <w:rPr>
+          <w:b/>
+          <w:color w:val="4682B4"/>
+          <w:sz w:val="24"/>
+        </w:rPr>
+        <w:t>2.1 Internal Sub-Block Diagrams (The 4 Stages in Detail)</w:t>
+      </w:r>
+    </w:p>
+    <w:p>
+      <w:pPr>
+        <w:spacing w:before="120" w:after="40"/>
+      </w:pPr>
+      <w:r>
+        <w:rPr>
+          <w:b/>
+          <w:color w:val="282C34"/>
+          <w:sz w:val="22"/>
+        </w:rPr>
+        <w:t>Stage 1: Mains Supply &amp; Input Protection Subsystem</w:t>
+      </w:r>
+    </w:p>
+    <w:p>
+      <w:pPr>
+        <w:spacing w:after="80"/>
+      </w:pPr>
+      <w:r>
+        <w:rPr>
+          <w:color w:val="282C34"/>
+          <w:sz w:val="21"/>
+        </w:rPr>
+        <w:t>Takes raw AC mains (85V–265V AC RMS), provides inrush current limiting (10Ω NTC), lightning surge suppression (14D471K MOV), and conducted EMI suppression (2-Stage Common Mode Chokes + X2/Y1 filter caps).</w:t>
+      </w:r>
+    </w:p>
+    <w:p>
+      <w:pPr>
+        <w:spacing w:after="80"/>
+      </w:pPr>
+      <w:r>
+        <w:rPr>
+          <w:color w:val="282C34"/>
+          <w:sz w:val="21"/>
+        </w:rPr>
+        <w:t>&lt;p align="center"&gt;</w:t>
+      </w:r>
+    </w:p>
+    <w:p>
+      <w:pPr>
+        <w:spacing w:after="80"/>
+      </w:pPr>
+      <w:r>
+        <w:rPr>
+          <w:color w:val="282C34"/>
+          <w:sz w:val="21"/>
+        </w:rPr>
+        <w:t>&lt;img src="diagram_inside_stage1_mains.png" alt="Inside Stage 1: Mains Supply Subsystem" width="100%"/&gt;</w:t>
+      </w:r>
+    </w:p>
+    <w:p>
+      <w:pPr>
+        <w:spacing w:after="80"/>
+      </w:pPr>
+      <w:r>
+        <w:rPr>
+          <w:color w:val="282C34"/>
+          <w:sz w:val="21"/>
+        </w:rPr>
+        <w:t>&lt;/p&gt;</w:t>
+      </w:r>
+    </w:p>
+    <w:p>
+      <w:pPr>
+        <w:spacing w:before="120" w:after="40"/>
+      </w:pPr>
+      <w:r>
+        <w:rPr>
+          <w:b/>
+          <w:color w:val="282C34"/>
+          <w:sz w:val="22"/>
+        </w:rPr>
+        <w:t>Stage 2: Bridge Rectifier &amp; High-Voltage Bulk Filter Subsystem</w:t>
+      </w:r>
+    </w:p>
+    <w:p>
+      <w:pPr>
+        <w:spacing w:after="80"/>
+      </w:pPr>
+      <w:r>
+        <w:rPr>
+          <w:color w:val="282C34"/>
+          <w:sz w:val="21"/>
+        </w:rPr>
+        <w:t>Full-wave rectification via GBU606 bridge (600V, 6A) and energy smoothing via 100µF/450V 105°C electrolytic bulk capacitor, generating a high-voltage DC bus (+120V to +375V DC) with &gt; 10ms holdup.</w:t>
+      </w:r>
+    </w:p>
+    <w:p>
+      <w:pPr>
+        <w:spacing w:after="80"/>
+      </w:pPr>
+      <w:r>
+        <w:rPr>
+          <w:color w:val="282C34"/>
+          <w:sz w:val="21"/>
+        </w:rPr>
+        <w:t>&lt;p align="center"&gt;</w:t>
+      </w:r>
+    </w:p>
+    <w:p>
+      <w:pPr>
+        <w:spacing w:after="80"/>
+      </w:pPr>
+      <w:r>
+        <w:rPr>
+          <w:color w:val="282C34"/>
+          <w:sz w:val="21"/>
+        </w:rPr>
+        <w:t>&lt;img src="diagram_inside_stage2_rectifier.png" alt="Inside Stage 2: Rectifier &amp; Bulk Subsystem" width="100%"/&gt;</w:t>
+      </w:r>
+    </w:p>
+    <w:p>
+      <w:pPr>
+        <w:spacing w:after="80"/>
+      </w:pPr>
+      <w:r>
+        <w:rPr>
+          <w:color w:val="282C34"/>
+          <w:sz w:val="21"/>
+        </w:rPr>
+        <w:t>&lt;/p&gt;</w:t>
+      </w:r>
+    </w:p>
+    <w:p>
+      <w:pPr>
+        <w:spacing w:before="120" w:after="40"/>
+      </w:pPr>
+      <w:r>
+        <w:rPr>
+          <w:b/>
+          <w:color w:val="282C34"/>
+          <w:sz w:val="22"/>
+        </w:rPr>
+        <w:t>Stage 3: Converter DC-DC (Isolated Quasi-Resonant Flyback Subsystem)</w:t>
+      </w:r>
+    </w:p>
+    <w:p>
+      <w:pPr>
+        <w:spacing w:after="80"/>
+      </w:pPr>
+      <w:r>
+        <w:rPr>
+          <w:color w:val="282C34"/>
+          <w:sz w:val="21"/>
+        </w:rPr>
+        <w:t>TI UCC28740 QR valley-switching controller, 800V CoolMOS IPB80R290P7, and custom PQ26/20 transformer stepping down power with certified 3000V RMS reinforced safety isolation to a +24.0V DC intermediate rail (72W) using synchronous rectification (MP6908 + BSC052N06NS).</w:t>
+      </w:r>
+    </w:p>
+    <w:p>
+      <w:pPr>
+        <w:spacing w:after="80"/>
+      </w:pPr>
+      <w:r>
+        <w:rPr>
+          <w:color w:val="282C34"/>
+          <w:sz w:val="21"/>
+        </w:rPr>
+        <w:t>&lt;p align="center"&gt;</w:t>
+      </w:r>
+    </w:p>
+    <w:p>
+      <w:pPr>
+        <w:spacing w:after="80"/>
+      </w:pPr>
+      <w:r>
+        <w:rPr>
+          <w:color w:val="282C34"/>
+          <w:sz w:val="21"/>
+        </w:rPr>
+        <w:t>&lt;img src="diagram_inside_stage3_flyback.png" alt="Inside Stage 3: Converter DC-DC Flyback Subsystem" width="100%"/&gt;</w:t>
+      </w:r>
+    </w:p>
+    <w:p>
+      <w:pPr>
+        <w:spacing w:after="80"/>
+      </w:pPr>
+      <w:r>
+        <w:rPr>
+          <w:color w:val="282C34"/>
+          <w:sz w:val="21"/>
+        </w:rPr>
+        <w:t>&lt;/p&gt;</w:t>
+      </w:r>
+    </w:p>
+    <w:p>
+      <w:pPr>
+        <w:spacing w:before="120" w:after="40"/>
+      </w:pPr>
+      <w:r>
+        <w:rPr>
+          <w:b/>
+          <w:color w:val="282C34"/>
+          <w:sz w:val="22"/>
+        </w:rPr>
+        <w:t>Stage 4: Final Stage (Synchronous 4-Switch Buck-Boost Post-Regulator Subsystem)</w:t>
+      </w:r>
+    </w:p>
+    <w:p>
+      <w:pPr>
+        <w:spacing w:after="80"/>
+      </w:pPr>
+      <w:r>
+        <w:rPr>
+          <w:color w:val="282C34"/>
+          <w:sz w:val="21"/>
+        </w:rPr>
+        <w:t>TI LM5176 modulating four 40V MOSFETs (BSC034N04LS) through a 10µH flat-wire power inductor. Features 10mV DAC voltage steering (5V–20V DC), sub-25mV ripple, and &lt; 5µs autonomous hardware CC clamping feeding 4mm gold binding posts.</w:t>
+      </w:r>
+    </w:p>
+    <w:p>
+      <w:pPr>
+        <w:spacing w:after="80"/>
+      </w:pPr>
+      <w:r>
+        <w:rPr>
+          <w:color w:val="282C34"/>
+          <w:sz w:val="21"/>
+        </w:rPr>
+        <w:t>&lt;p align="center"&gt;</w:t>
+      </w:r>
+    </w:p>
+    <w:p>
+      <w:pPr>
+        <w:spacing w:after="80"/>
+      </w:pPr>
+      <w:r>
+        <w:rPr>
+          <w:color w:val="282C34"/>
+          <w:sz w:val="21"/>
+        </w:rPr>
+        <w:t>&lt;img src="diagram_inside_stage4_final_stage.png" alt="Inside Stage 4: 4-Switch Buck-Boost Post-Regulator Subsystem" width="100%"/&gt;</w:t>
+      </w:r>
+    </w:p>
+    <w:p>
+      <w:pPr>
+        <w:spacing w:after="80"/>
+      </w:pPr>
+      <w:r>
+        <w:rPr>
+          <w:color w:val="282C34"/>
+          <w:sz w:val="21"/>
+        </w:rPr>
+        <w:t>&lt;/p&gt;</w:t>
+      </w:r>
+    </w:p>
     <w:p>
       <w:pPr>
         <w:spacing w:before="80" w:after="80"/>
@@ -2534,6 +2901,219 @@
       </w:tr>
     </w:tbl>
     <w:p/>
+    <w:p>
+      <w:pPr>
+        <w:spacing w:before="80" w:after="80"/>
+        <w:pBdr>
+          <w:bottom w:val="single" w:sz="6" w:space="1" w:color="E2E8F0"/>
+        </w:pBdr>
+      </w:pPr>
+    </w:p>
+    <w:p>
+      <w:pPr>
+        <w:spacing w:before="240" w:after="120"/>
+      </w:pPr>
+      <w:r>
+        <w:rPr>
+          <w:b/>
+          <w:color w:val="184C78"/>
+          <w:sz w:val="28"/>
+        </w:rPr>
+        <w:t>7. Alternative Converter Topologies &amp; Sizing Dossier</w:t>
+      </w:r>
+    </w:p>
+    <w:p>
+      <w:pPr>
+        <w:spacing w:after="80"/>
+      </w:pPr>
+      <w:r>
+        <w:rPr>
+          <w:color w:val="282C34"/>
+          <w:sz w:val="21"/>
+        </w:rPr>
+        <w:t xml:space="preserve">For alternative system designs exploring different converter architectures (including </w:t>
+      </w:r>
+      <w:r>
+        <w:rPr>
+          <w:b/>
+          <w:color w:val="282C34"/>
+          <w:sz w:val="21"/>
+        </w:rPr>
+        <w:t>Active PFC + Half-Bridge LLC Resonant</w:t>
+      </w:r>
+      <w:r>
+        <w:rPr>
+          <w:color w:val="282C34"/>
+          <w:sz w:val="21"/>
+        </w:rPr>
+        <w:t xml:space="preserve">, </w:t>
+      </w:r>
+      <w:r>
+        <w:rPr>
+          <w:b/>
+          <w:color w:val="282C34"/>
+          <w:sz w:val="21"/>
+        </w:rPr>
+        <w:t>Two-Switch Forward</w:t>
+      </w:r>
+      <w:r>
+        <w:rPr>
+          <w:color w:val="282C34"/>
+          <w:sz w:val="21"/>
+        </w:rPr>
+        <w:t xml:space="preserve">, </w:t>
+      </w:r>
+      <w:r>
+        <w:rPr>
+          <w:b/>
+          <w:color w:val="282C34"/>
+          <w:sz w:val="21"/>
+        </w:rPr>
+        <w:t>High-Bus Pure Synchronous Buck @ 36V</w:t>
+      </w:r>
+      <w:r>
+        <w:rPr>
+          <w:color w:val="282C34"/>
+          <w:sz w:val="21"/>
+        </w:rPr>
+        <w:t xml:space="preserve">, </w:t>
+      </w:r>
+      <w:r>
+        <w:rPr>
+          <w:b/>
+          <w:color w:val="282C34"/>
+          <w:sz w:val="21"/>
+        </w:rPr>
+        <w:t>Coupled-Inductor SEPIC</w:t>
+      </w:r>
+      <w:r>
+        <w:rPr>
+          <w:color w:val="282C34"/>
+          <w:sz w:val="21"/>
+        </w:rPr>
+        <w:t xml:space="preserve">, </w:t>
+      </w:r>
+      <w:r>
+        <w:rPr>
+          <w:b/>
+          <w:color w:val="282C34"/>
+          <w:sz w:val="21"/>
+        </w:rPr>
+        <w:t>Synchronous Zeta</w:t>
+      </w:r>
+      <w:r>
+        <w:rPr>
+          <w:color w:val="282C34"/>
+          <w:sz w:val="21"/>
+        </w:rPr>
+        <w:t xml:space="preserve">, </w:t>
+      </w:r>
+      <w:r>
+        <w:rPr>
+          <w:b/>
+          <w:color w:val="282C34"/>
+          <w:sz w:val="21"/>
+        </w:rPr>
+        <w:t>Tracking Buck + LDO</w:t>
+      </w:r>
+      <w:r>
+        <w:rPr>
+          <w:color w:val="282C34"/>
+          <w:sz w:val="21"/>
+        </w:rPr>
+        <w:t xml:space="preserve">, and </w:t>
+      </w:r>
+      <w:r>
+        <w:rPr>
+          <w:b/>
+          <w:color w:val="282C34"/>
+          <w:sz w:val="21"/>
+        </w:rPr>
+        <w:t>Direct Single-Stage Variable Flyback</w:t>
+      </w:r>
+      <w:r>
+        <w:rPr>
+          <w:color w:val="282C34"/>
+          <w:sz w:val="21"/>
+        </w:rPr>
+        <w:t>), refer to the dedicated alternative topology knowledge base:</w:t>
+      </w:r>
+    </w:p>
+    <w:p>
+      <w:pPr>
+        <w:pStyle w:val="ListBullet"/>
+        <w:spacing w:after="40"/>
+        <w:ind w:left="360"/>
+      </w:pPr>
+      <w:r>
+        <w:rPr>
+          <w:color w:val="0066CC"/>
+          <w:sz w:val="21"/>
+          <w:u w:val="single"/>
+        </w:rPr>
+        <w:t>**`smart_programmable_power_supply_alternatives/README.md`**</w:t>
+      </w:r>
+    </w:p>
+    <w:p>
+      <w:pPr>
+        <w:pStyle w:val="ListBullet"/>
+        <w:spacing w:after="40"/>
+        <w:ind w:left="360"/>
+      </w:pPr>
+      <w:r>
+        <w:rPr>
+          <w:color w:val="0066CC"/>
+          <w:sz w:val="21"/>
+          <w:u w:val="single"/>
+        </w:rPr>
+        <w:t>**`smart_programmable_power_supply_alternatives/isolated-ac-dc-topologies.md`**</w:t>
+      </w:r>
+    </w:p>
+    <w:p>
+      <w:pPr>
+        <w:pStyle w:val="ListBullet"/>
+        <w:spacing w:after="40"/>
+        <w:ind w:left="360"/>
+      </w:pPr>
+      <w:r>
+        <w:rPr>
+          <w:color w:val="0066CC"/>
+          <w:sz w:val="21"/>
+          <w:u w:val="single"/>
+        </w:rPr>
+        <w:t>**`smart_programmable_power_supply_alternatives/non-isolated-dc-dc-topologies.md`**</w:t>
+      </w:r>
+    </w:p>
+    <w:p>
+      <w:pPr>
+        <w:pStyle w:val="ListBullet"/>
+        <w:spacing w:after="40"/>
+        <w:ind w:left="360"/>
+      </w:pPr>
+      <w:r>
+        <w:rPr>
+          <w:color w:val="0066CC"/>
+          <w:sz w:val="21"/>
+          <w:u w:val="single"/>
+        </w:rPr>
+        <w:t>**`smart_programmable_power_supply_alternatives/comparative-analysis-and-benchmarking.md`**</w:t>
+      </w:r>
+    </w:p>
+    <w:p>
+      <w:pPr>
+        <w:pStyle w:val="ListBullet"/>
+        <w:spacing w:after="40"/>
+        <w:ind w:left="360"/>
+      </w:pPr>
+      <w:r>
+        <w:rPr>
+          <w:color w:val="0066CC"/>
+          <w:sz w:val="21"/>
+          <w:u w:val="single"/>
+        </w:rPr>
+        <w:t>**`smart_programmable_power_supply_alternatives/tools/alternative_converter_calc.py`**</w:t>
+      </w:r>
+    </w:p>
     <w:sectPr>
       <w:footerReference w:type="default" r:id="rId9"/>
       <w:pgSz w:w="12240" w:h="15840"/>

--- a/smart_programmable_power_supply/README.docx
+++ b/smart_programmable_power_supply/README.docx
@@ -281,6 +281,145 @@
       </w:tr>
     </w:tbl>
     <w:p/>
+    <w:p>
+      <w:pPr>
+        <w:spacing w:before="160" w:after="80"/>
+      </w:pPr>
+      <w:r>
+        <w:rPr>
+          <w:b/>
+          <w:color w:val="4682B4"/>
+          <w:sz w:val="24"/>
+        </w:rPr>
+        <w:t>Primary Engineering Documentation</w:t>
+      </w:r>
+    </w:p>
+    <w:p>
+      <w:pPr>
+        <w:pStyle w:val="ListBullet"/>
+        <w:spacing w:after="40"/>
+        <w:ind w:left="360"/>
+      </w:pPr>
+      <w:r>
+        <w:rPr>
+          <w:color w:val="282C34"/>
+          <w:sz w:val="21"/>
+        </w:rPr>
+        <w:t xml:space="preserve">📄 </w:t>
+      </w:r>
+      <w:r>
+        <w:rPr>
+          <w:b/>
+          <w:color w:val="282C34"/>
+          <w:sz w:val="21"/>
+        </w:rPr>
+        <w:t>Product Requirement Document (High-Level PRD)</w:t>
+      </w:r>
+      <w:r>
+        <w:rPr>
+          <w:color w:val="282C34"/>
+          <w:sz w:val="21"/>
+        </w:rPr>
+        <w:t xml:space="preserve">: </w:t>
+      </w:r>
+      <w:r>
+        <w:rPr>
+          <w:color w:val="0066CC"/>
+          <w:sz w:val="21"/>
+          <w:u w:val="single"/>
+        </w:rPr>
+        <w:t>`PRODUCT_REQUIREMENT_DOCUMENT_PRD.md`</w:t>
+      </w:r>
+    </w:p>
+    <w:p>
+      <w:pPr>
+        <w:pStyle w:val="ListBullet"/>
+        <w:spacing w:after="40"/>
+        <w:ind w:left="360"/>
+      </w:pPr>
+      <w:r>
+        <w:rPr>
+          <w:color w:val="282C34"/>
+          <w:sz w:val="21"/>
+        </w:rPr>
+        <w:t xml:space="preserve">📐 </w:t>
+      </w:r>
+      <w:r>
+        <w:rPr>
+          <w:b/>
+          <w:color w:val="282C34"/>
+          <w:sz w:val="21"/>
+        </w:rPr>
+        <w:t>Hardware Design Document (HDD) Deep Technical Reference</w:t>
+      </w:r>
+      <w:r>
+        <w:rPr>
+          <w:color w:val="282C34"/>
+          <w:sz w:val="21"/>
+        </w:rPr>
+        <w:t xml:space="preserve">: </w:t>
+      </w:r>
+      <w:r>
+        <w:rPr>
+          <w:color w:val="0066CC"/>
+          <w:sz w:val="21"/>
+          <w:u w:val="single"/>
+        </w:rPr>
+        <w:t>`HARDWARE_DESIGN_TECHNICAL_DETAILS_FOR_HDD.md`</w:t>
+      </w:r>
+    </w:p>
+    <w:p>
+      <w:pPr>
+        <w:pStyle w:val="ListBullet"/>
+        <w:spacing w:after="40"/>
+        <w:ind w:left="360"/>
+      </w:pPr>
+      <w:r>
+        <w:rPr>
+          <w:color w:val="282C34"/>
+          <w:sz w:val="21"/>
+        </w:rPr>
+        <w:t xml:space="preserve">📥 </w:t>
+      </w:r>
+      <w:r>
+        <w:rPr>
+          <w:b/>
+          <w:color w:val="282C34"/>
+          <w:sz w:val="21"/>
+        </w:rPr>
+        <w:t>Official Word Deliverables</w:t>
+      </w:r>
+      <w:r>
+        <w:rPr>
+          <w:color w:val="282C34"/>
+          <w:sz w:val="21"/>
+        </w:rPr>
+        <w:t xml:space="preserve">: </w:t>
+      </w:r>
+      <w:r>
+        <w:rPr>
+          <w:color w:val="0066CC"/>
+          <w:sz w:val="21"/>
+          <w:u w:val="single"/>
+        </w:rPr>
+        <w:t>`PRODUCT_REQUIREMENT_DOCUMENT_PRD.docx`</w:t>
+      </w:r>
+      <w:r>
+        <w:rPr>
+          <w:color w:val="282C34"/>
+          <w:sz w:val="21"/>
+        </w:rPr>
+        <w:t xml:space="preserve"> | </w:t>
+      </w:r>
+      <w:r>
+        <w:rPr>
+          <w:color w:val="0066CC"/>
+          <w:sz w:val="21"/>
+          <w:u w:val="single"/>
+        </w:rPr>
+        <w:t>`PRD.docx`</w:t>
+      </w:r>
+    </w:p>
     <w:p>
       <w:pPr>
         <w:spacing w:before="80" w:after="80"/>
